--- a/Матстат_Лаб1-2.docx
+++ b/Матстат_Лаб1-2.docx
@@ -139,7 +139,6 @@
           <w:color w:val="000000"/>
           <w:sz w:val="32"/>
           <w:szCs w:val="32"/>
-          <w:lang w:val="en-US"/>
         </w:rPr>
       </w:pPr>
       <w:r>
@@ -6449,14 +6448,27 @@
       <w:r>
         <w:t xml:space="preserve">Рисунок </w:t>
       </w:r>
-      <w:fldSimple w:instr=" SEQ Рисунок \* ARABIC ">
-        <w:r>
-          <w:rPr>
-            <w:noProof/>
-          </w:rPr>
-          <w:t>1</w:t>
-        </w:r>
-      </w:fldSimple>
+      <w:r>
+        <w:fldChar w:fldCharType="begin"/>
+      </w:r>
+      <w:r>
+        <w:instrText xml:space="preserve"> SEQ Рисунок \* ARABIC </w:instrText>
+      </w:r>
+      <w:r>
+        <w:fldChar w:fldCharType="separate"/>
+      </w:r>
+      <w:r>
+        <w:rPr>
+          <w:noProof/>
+        </w:rPr>
+        <w:t>1</w:t>
+      </w:r>
+      <w:r>
+        <w:rPr>
+          <w:noProof/>
+        </w:rPr>
+        <w:fldChar w:fldCharType="end"/>
+      </w:r>
       <w:r>
         <w:t>: Гистограммы для нормального распределения</w:t>
       </w:r>
@@ -6523,14 +6535,27 @@
       <w:r>
         <w:t xml:space="preserve">Рисунок </w:t>
       </w:r>
-      <w:fldSimple w:instr=" SEQ Рисунок \* ARABIC ">
-        <w:r>
-          <w:rPr>
-            <w:noProof/>
-          </w:rPr>
-          <w:t>2</w:t>
-        </w:r>
-      </w:fldSimple>
+      <w:r>
+        <w:fldChar w:fldCharType="begin"/>
+      </w:r>
+      <w:r>
+        <w:instrText xml:space="preserve"> SEQ Рисунок \* ARABIC </w:instrText>
+      </w:r>
+      <w:r>
+        <w:fldChar w:fldCharType="separate"/>
+      </w:r>
+      <w:r>
+        <w:rPr>
+          <w:noProof/>
+        </w:rPr>
+        <w:t>2</w:t>
+      </w:r>
+      <w:r>
+        <w:rPr>
+          <w:noProof/>
+        </w:rPr>
+        <w:fldChar w:fldCharType="end"/>
+      </w:r>
       <w:r>
         <w:t>: Данные характеристик для нормального распределения</w:t>
       </w:r>
@@ -6597,14 +6622,27 @@
       <w:r>
         <w:t xml:space="preserve">Рисунок </w:t>
       </w:r>
-      <w:fldSimple w:instr=" SEQ Рисунок \* ARABIC ">
-        <w:r>
-          <w:rPr>
-            <w:noProof/>
-          </w:rPr>
-          <w:t>3</w:t>
-        </w:r>
-      </w:fldSimple>
+      <w:r>
+        <w:fldChar w:fldCharType="begin"/>
+      </w:r>
+      <w:r>
+        <w:instrText xml:space="preserve"> SEQ Рисунок \* ARABIC </w:instrText>
+      </w:r>
+      <w:r>
+        <w:fldChar w:fldCharType="separate"/>
+      </w:r>
+      <w:r>
+        <w:rPr>
+          <w:noProof/>
+        </w:rPr>
+        <w:t>3</w:t>
+      </w:r>
+      <w:r>
+        <w:rPr>
+          <w:noProof/>
+        </w:rPr>
+        <w:fldChar w:fldCharType="end"/>
+      </w:r>
       <w:r>
         <w:t>:</w:t>
       </w:r>
@@ -6678,14 +6716,27 @@
       <w:r>
         <w:t xml:space="preserve">Рисунок </w:t>
       </w:r>
-      <w:fldSimple w:instr=" SEQ Рисунок \* ARABIC ">
-        <w:r>
-          <w:rPr>
-            <w:noProof/>
-          </w:rPr>
-          <w:t>4</w:t>
-        </w:r>
-      </w:fldSimple>
+      <w:r>
+        <w:fldChar w:fldCharType="begin"/>
+      </w:r>
+      <w:r>
+        <w:instrText xml:space="preserve"> SEQ Рисунок \* ARABIC </w:instrText>
+      </w:r>
+      <w:r>
+        <w:fldChar w:fldCharType="separate"/>
+      </w:r>
+      <w:r>
+        <w:rPr>
+          <w:noProof/>
+        </w:rPr>
+        <w:t>4</w:t>
+      </w:r>
+      <w:r>
+        <w:rPr>
+          <w:noProof/>
+        </w:rPr>
+        <w:fldChar w:fldCharType="end"/>
+      </w:r>
       <w:r>
         <w:t>: Данные характеристик для распределения Коши</w:t>
       </w:r>
@@ -6752,14 +6803,27 @@
       <w:r>
         <w:t xml:space="preserve">Рисунок </w:t>
       </w:r>
-      <w:fldSimple w:instr=" SEQ Рисунок \* ARABIC ">
-        <w:r>
-          <w:rPr>
-            <w:noProof/>
-          </w:rPr>
-          <w:t>5</w:t>
-        </w:r>
-      </w:fldSimple>
+      <w:r>
+        <w:fldChar w:fldCharType="begin"/>
+      </w:r>
+      <w:r>
+        <w:instrText xml:space="preserve"> SEQ Рисунок \* ARABIC </w:instrText>
+      </w:r>
+      <w:r>
+        <w:fldChar w:fldCharType="separate"/>
+      </w:r>
+      <w:r>
+        <w:rPr>
+          <w:noProof/>
+        </w:rPr>
+        <w:t>5</w:t>
+      </w:r>
+      <w:r>
+        <w:rPr>
+          <w:noProof/>
+        </w:rPr>
+        <w:fldChar w:fldCharType="end"/>
+      </w:r>
       <w:r>
         <w:t>:</w:t>
       </w:r>
@@ -6832,14 +6896,27 @@
       <w:r>
         <w:t xml:space="preserve">Рисунок </w:t>
       </w:r>
-      <w:fldSimple w:instr=" SEQ Рисунок \* ARABIC ">
-        <w:r>
-          <w:rPr>
-            <w:noProof/>
-          </w:rPr>
-          <w:t>6</w:t>
-        </w:r>
-      </w:fldSimple>
+      <w:r>
+        <w:fldChar w:fldCharType="begin"/>
+      </w:r>
+      <w:r>
+        <w:instrText xml:space="preserve"> SEQ Рисунок \* ARABIC </w:instrText>
+      </w:r>
+      <w:r>
+        <w:fldChar w:fldCharType="separate"/>
+      </w:r>
+      <w:r>
+        <w:rPr>
+          <w:noProof/>
+        </w:rPr>
+        <w:t>6</w:t>
+      </w:r>
+      <w:r>
+        <w:rPr>
+          <w:noProof/>
+        </w:rPr>
+        <w:fldChar w:fldCharType="end"/>
+      </w:r>
       <w:r>
         <w:t>:</w:t>
       </w:r>
@@ -6855,15 +6932,11 @@
         <w:keepNext/>
       </w:pPr>
       <w:r>
-        <w:rPr>
-          <w:noProof/>
-          <w:lang w:eastAsia="ru-RU"/>
-        </w:rPr>
         <w:drawing>
-          <wp:inline distT="0" distB="0" distL="0" distR="0" wp14:anchorId="2EF8468E" wp14:editId="02C71E19">
-            <wp:extent cx="5940425" cy="1771650"/>
-            <wp:effectExtent l="0" t="0" r="3175" b="0"/>
-            <wp:docPr id="24" name="Рисунок 24"/>
+          <wp:inline distT="0" distB="0" distL="0" distR="0" wp14:anchorId="532DABA5" wp14:editId="3B40434C">
+            <wp:extent cx="6118860" cy="1938675"/>
+            <wp:effectExtent l="0" t="0" r="0" b="4445"/>
+            <wp:docPr id="2" name="Рисунок 2"/>
             <wp:cNvGraphicFramePr>
               <a:graphicFrameLocks xmlns:a="http://schemas.openxmlformats.org/drawingml/2006/main" noChangeAspect="1"/>
             </wp:cNvGraphicFramePr>
@@ -6883,7 +6956,7 @@
                   <pic:spPr>
                     <a:xfrm>
                       <a:off x="0" y="0"/>
-                      <a:ext cx="5940425" cy="1771650"/>
+                      <a:ext cx="6128000" cy="1941571"/>
                     </a:xfrm>
                     <a:prstGeom prst="rect">
                       <a:avLst/>
@@ -6909,14 +6982,27 @@
       <w:r>
         <w:t xml:space="preserve">Рисунок </w:t>
       </w:r>
-      <w:fldSimple w:instr=" SEQ Рисунок \* ARABIC ">
-        <w:r>
-          <w:rPr>
-            <w:noProof/>
-          </w:rPr>
-          <w:t>7</w:t>
-        </w:r>
-      </w:fldSimple>
+      <w:r>
+        <w:fldChar w:fldCharType="begin"/>
+      </w:r>
+      <w:r>
+        <w:instrText xml:space="preserve"> SEQ Рисунок \* ARABIC </w:instrText>
+      </w:r>
+      <w:r>
+        <w:fldChar w:fldCharType="separate"/>
+      </w:r>
+      <w:r>
+        <w:rPr>
+          <w:noProof/>
+        </w:rPr>
+        <w:t>7</w:t>
+      </w:r>
+      <w:r>
+        <w:rPr>
+          <w:noProof/>
+        </w:rPr>
+        <w:fldChar w:fldCharType="end"/>
+      </w:r>
       <w:r>
         <w:t>:</w:t>
       </w:r>
@@ -6987,14 +7073,27 @@
       <w:r>
         <w:t xml:space="preserve">Рисунок </w:t>
       </w:r>
-      <w:fldSimple w:instr=" SEQ Рисунок \* ARABIC ">
-        <w:r>
-          <w:rPr>
-            <w:noProof/>
-          </w:rPr>
-          <w:t>8</w:t>
-        </w:r>
-      </w:fldSimple>
+      <w:r>
+        <w:fldChar w:fldCharType="begin"/>
+      </w:r>
+      <w:r>
+        <w:instrText xml:space="preserve"> SEQ Рисунок \* ARABIC </w:instrText>
+      </w:r>
+      <w:r>
+        <w:fldChar w:fldCharType="separate"/>
+      </w:r>
+      <w:r>
+        <w:rPr>
+          <w:noProof/>
+        </w:rPr>
+        <w:t>8</w:t>
+      </w:r>
+      <w:r>
+        <w:rPr>
+          <w:noProof/>
+        </w:rPr>
+        <w:fldChar w:fldCharType="end"/>
+      </w:r>
       <w:r>
         <w:t>:</w:t>
       </w:r>
@@ -7010,18 +7109,11 @@
         <w:keepNext/>
       </w:pPr>
       <w:r>
-        <w:rPr>
-          <w:rFonts w:ascii="Times New Roman" w:hAnsi="Times New Roman" w:cs="Times New Roman"/>
-          <w:noProof/>
-          <w:sz w:val="28"/>
-          <w:szCs w:val="28"/>
-          <w:lang w:eastAsia="ru-RU"/>
-        </w:rPr>
         <w:drawing>
-          <wp:inline distT="0" distB="0" distL="0" distR="0" wp14:anchorId="5362B30A" wp14:editId="0C7B71DC">
-            <wp:extent cx="5940425" cy="1900555"/>
-            <wp:effectExtent l="0" t="0" r="3175" b="4445"/>
-            <wp:docPr id="22" name="Рисунок 22"/>
+          <wp:inline distT="0" distB="0" distL="0" distR="0" wp14:anchorId="0C4598C5" wp14:editId="4FE49F7D">
+            <wp:extent cx="5940425" cy="1824990"/>
+            <wp:effectExtent l="0" t="0" r="3175" b="3810"/>
+            <wp:docPr id="3" name="Рисунок 3"/>
             <wp:cNvGraphicFramePr>
               <a:graphicFrameLocks xmlns:a="http://schemas.openxmlformats.org/drawingml/2006/main" noChangeAspect="1"/>
             </wp:cNvGraphicFramePr>
@@ -7041,7 +7133,7 @@
                   <pic:spPr>
                     <a:xfrm>
                       <a:off x="0" y="0"/>
-                      <a:ext cx="5940425" cy="1900555"/>
+                      <a:ext cx="5940425" cy="1824990"/>
                     </a:xfrm>
                     <a:prstGeom prst="rect">
                       <a:avLst/>
@@ -7067,14 +7159,27 @@
       <w:r>
         <w:t xml:space="preserve">Рисунок </w:t>
       </w:r>
-      <w:fldSimple w:instr=" SEQ Рисунок \* ARABIC ">
-        <w:r>
-          <w:rPr>
-            <w:noProof/>
-          </w:rPr>
-          <w:t>9</w:t>
-        </w:r>
-      </w:fldSimple>
+      <w:r>
+        <w:fldChar w:fldCharType="begin"/>
+      </w:r>
+      <w:r>
+        <w:instrText xml:space="preserve"> SEQ Рисунок \* ARABIC </w:instrText>
+      </w:r>
+      <w:r>
+        <w:fldChar w:fldCharType="separate"/>
+      </w:r>
+      <w:r>
+        <w:rPr>
+          <w:noProof/>
+        </w:rPr>
+        <w:t>9</w:t>
+      </w:r>
+      <w:r>
+        <w:rPr>
+          <w:noProof/>
+        </w:rPr>
+        <w:fldChar w:fldCharType="end"/>
+      </w:r>
       <w:r>
         <w:t xml:space="preserve">: </w:t>
       </w:r>
@@ -7090,18 +7195,11 @@
         <w:keepNext/>
       </w:pPr>
       <w:r>
-        <w:rPr>
-          <w:rFonts w:ascii="Times New Roman" w:hAnsi="Times New Roman" w:cs="Times New Roman"/>
-          <w:noProof/>
-          <w:sz w:val="28"/>
-          <w:szCs w:val="28"/>
-          <w:lang w:eastAsia="ru-RU"/>
-        </w:rPr>
         <w:drawing>
-          <wp:inline distT="0" distB="0" distL="0" distR="0" wp14:anchorId="76CBB59F" wp14:editId="00039784">
-            <wp:extent cx="5940425" cy="1831340"/>
-            <wp:effectExtent l="0" t="0" r="3175" b="0"/>
-            <wp:docPr id="23" name="Рисунок 23"/>
+          <wp:inline distT="0" distB="0" distL="0" distR="0" wp14:anchorId="2FB4C5D9" wp14:editId="6BFE2E58">
+            <wp:extent cx="5940425" cy="1916430"/>
+            <wp:effectExtent l="0" t="0" r="3175" b="7620"/>
+            <wp:docPr id="4" name="Рисунок 4"/>
             <wp:cNvGraphicFramePr>
               <a:graphicFrameLocks xmlns:a="http://schemas.openxmlformats.org/drawingml/2006/main" noChangeAspect="1"/>
             </wp:cNvGraphicFramePr>
@@ -7121,7 +7219,7 @@
                   <pic:spPr>
                     <a:xfrm>
                       <a:off x="0" y="0"/>
-                      <a:ext cx="5940425" cy="1831340"/>
+                      <a:ext cx="5940425" cy="1916430"/>
                     </a:xfrm>
                     <a:prstGeom prst="rect">
                       <a:avLst/>
@@ -7133,6 +7231,8 @@
           </wp:inline>
         </w:drawing>
       </w:r>
+      <w:bookmarkStart w:id="4" w:name="_GoBack"/>
+      <w:bookmarkEnd w:id="4"/>
     </w:p>
     <w:p>
       <w:pPr>
@@ -7147,14 +7247,27 @@
       <w:r>
         <w:t xml:space="preserve">Рисунок </w:t>
       </w:r>
-      <w:fldSimple w:instr=" SEQ Рисунок \* ARABIC ">
-        <w:r>
-          <w:rPr>
-            <w:noProof/>
-          </w:rPr>
-          <w:t>10</w:t>
-        </w:r>
-      </w:fldSimple>
+      <w:r>
+        <w:fldChar w:fldCharType="begin"/>
+      </w:r>
+      <w:r>
+        <w:instrText xml:space="preserve"> SEQ Рисунок \* ARABIC </w:instrText>
+      </w:r>
+      <w:r>
+        <w:fldChar w:fldCharType="separate"/>
+      </w:r>
+      <w:r>
+        <w:rPr>
+          <w:noProof/>
+        </w:rPr>
+        <w:t>10</w:t>
+      </w:r>
+      <w:r>
+        <w:rPr>
+          <w:noProof/>
+        </w:rPr>
+        <w:fldChar w:fldCharType="end"/>
+      </w:r>
       <w:r>
         <w:t>:</w:t>
       </w:r>
@@ -7180,7 +7293,7 @@
           <w:szCs w:val="40"/>
         </w:rPr>
       </w:pPr>
-      <w:bookmarkStart w:id="4" w:name="_Toc223099305"/>
+      <w:bookmarkStart w:id="5" w:name="_Toc223099305"/>
       <w:r>
         <w:rPr>
           <w:sz w:val="40"/>
@@ -7188,7 +7301,7 @@
         </w:rPr>
         <w:t>Обсуждение</w:t>
       </w:r>
-      <w:bookmarkEnd w:id="4"/>
+      <w:bookmarkEnd w:id="5"/>
     </w:p>
     <w:p>
       <w:pPr>
@@ -7915,7 +8028,7 @@
           <w:szCs w:val="40"/>
         </w:rPr>
       </w:pPr>
-      <w:bookmarkStart w:id="5" w:name="_Toc223099306"/>
+      <w:bookmarkStart w:id="6" w:name="_Toc223099306"/>
       <w:r>
         <w:rPr>
           <w:sz w:val="40"/>
@@ -7923,7 +8036,7 @@
         </w:rPr>
         <w:t>Выводы</w:t>
       </w:r>
-      <w:bookmarkEnd w:id="5"/>
+      <w:bookmarkEnd w:id="6"/>
     </w:p>
     <w:p>
       <w:pPr>
@@ -8408,8 +8521,6 @@
         </w:rPr>
         <w:t>https://github.com/KiselevaKsu/MathStatistics/tree/Lab1</w:t>
       </w:r>
-      <w:bookmarkStart w:id="6" w:name="_GoBack"/>
-      <w:bookmarkEnd w:id="6"/>
     </w:p>
     <w:p>
       <w:pPr>
@@ -8488,7 +8599,7 @@
           <w:rPr>
             <w:noProof/>
           </w:rPr>
-          <w:t>9</w:t>
+          <w:t>10</w:t>
         </w:r>
         <w:r>
           <w:fldChar w:fldCharType="end"/>
